--- a/docs/relatorio_conversao.docx
+++ b/docs/relatorio_conversao.docx
@@ -1058,7 +1058,7 @@
           <w:sz w:val="22"/>
           <w:szCs w:val="22"/>
         </w:rPr>
-        <w:t xml:space="preserve">A versão Python é composta por três módulos e um teste:</w:t>
+        <w:t xml:space="preserve">A versão Python é composta por quatro programas e dois testes:</w:t>
       </w:r>
     </w:p>
     <w:tbl>
@@ -1213,7 +1213,7 @@
                 <w:sz w:val="19"/>
                 <w:szCs w:val="19"/>
               </w:rPr>
-              <w:t xml:space="preserve">Núcleo do cálculo do RF, compartilhado pelos dois scripts. Substitui o script NCL gerado via heredoc, o cdo e o gdal_translate.</w:t>
+              <w:t xml:space="preserve">Núcleo do cálculo do RF, compartilhado por todos os scripts. Substitui o script NCL gerado via heredoc, o cdo e o gdal_translate.</w:t>
             </w:r>
           </w:p>
         </w:tc>
@@ -1384,6 +1384,142 @@
                 <w:sz w:val="19"/>
                 <w:szCs w:val="19"/>
               </w:rPr>
+              <w:t xml:space="preserve">rf_previsto.py</w:t>
+            </w:r>
+          </w:p>
+        </w:tc>
+        <w:tc>
+          <w:tcPr>
+            <w:tcW w:type="dxa" w:w="6318"/>
+            <w:tcBorders>
+              <w:top w:val="single" w:color="BFBFBF" w:sz="4"/>
+              <w:left w:val="single" w:color="BFBFBF" w:sz="4"/>
+              <w:bottom w:val="single" w:color="BFBFBF" w:sz="4"/>
+              <w:right w:val="single" w:color="BFBFBF" w:sz="4"/>
+            </w:tcBorders>
+            <w:tcMar>
+              <w:top w:type="dxa" w:w="60"/>
+              <w:left w:type="dxa" w:w="100"/>
+              <w:bottom w:type="dxa" w:w="60"/>
+              <w:right w:type="dxa" w:w="100"/>
+            </w:tcMar>
+          </w:tcPr>
+          <w:p>
+            <w:pPr>
+              <w:spacing w:after="0"/>
+            </w:pPr>
+            <w:r>
+              <w:rPr>
+                <w:rFonts w:ascii="Calibri" w:cs="Calibri" w:eastAsia="Calibri" w:hAnsi="Calibri"/>
+                <w:b w:val="false"/>
+                <w:bCs w:val="false"/>
+                <w:color w:val="000000"/>
+                <w:sz w:val="19"/>
+                <w:szCs w:val="19"/>
+              </w:rPr>
+              <w:t xml:space="preserve">Script genérico: calcula o RF para qualquer horizonte de previsão (lista ou intervalo, inclusive meses) e qualquer fonte de dados (--fonte gfs|eta|besm), com rb máximo, produto e diretório base configuráveis e fallback opcional do GFS.</w:t>
+            </w:r>
+          </w:p>
+        </w:tc>
+      </w:tr>
+      <w:tr>
+        <w:tc>
+          <w:tcPr>
+            <w:tcW w:type="dxa" w:w="2708"/>
+            <w:tcBorders>
+              <w:top w:val="single" w:color="BFBFBF" w:sz="4"/>
+              <w:left w:val="single" w:color="BFBFBF" w:sz="4"/>
+              <w:bottom w:val="single" w:color="BFBFBF" w:sz="4"/>
+              <w:right w:val="single" w:color="BFBFBF" w:sz="4"/>
+            </w:tcBorders>
+            <w:tcMar>
+              <w:top w:type="dxa" w:w="60"/>
+              <w:left w:type="dxa" w:w="100"/>
+              <w:bottom w:type="dxa" w:w="60"/>
+              <w:right w:type="dxa" w:w="100"/>
+            </w:tcMar>
+          </w:tcPr>
+          <w:p>
+            <w:pPr>
+              <w:spacing w:after="0"/>
+            </w:pPr>
+            <w:r>
+              <w:rPr>
+                <w:rFonts w:ascii="Calibri" w:cs="Calibri" w:eastAsia="Calibri" w:hAnsi="Calibri"/>
+                <w:b w:val="false"/>
+                <w:bCs w:val="false"/>
+                <w:color w:val="000000"/>
+                <w:sz w:val="19"/>
+                <w:szCs w:val="19"/>
+              </w:rPr>
+              <w:t xml:space="preserve">rf_fontes.py</w:t>
+            </w:r>
+          </w:p>
+        </w:tc>
+        <w:tc>
+          <w:tcPr>
+            <w:tcW w:type="dxa" w:w="6318"/>
+            <w:tcBorders>
+              <w:top w:val="single" w:color="BFBFBF" w:sz="4"/>
+              <w:left w:val="single" w:color="BFBFBF" w:sz="4"/>
+              <w:bottom w:val="single" w:color="BFBFBF" w:sz="4"/>
+              <w:right w:val="single" w:color="BFBFBF" w:sz="4"/>
+            </w:tcBorders>
+            <w:tcMar>
+              <w:top w:type="dxa" w:w="60"/>
+              <w:left w:type="dxa" w:w="100"/>
+              <w:bottom w:type="dxa" w:w="60"/>
+              <w:right w:type="dxa" w:w="100"/>
+            </w:tcMar>
+          </w:tcPr>
+          <w:p>
+            <w:pPr>
+              <w:spacing w:after="0"/>
+            </w:pPr>
+            <w:r>
+              <w:rPr>
+                <w:rFonts w:ascii="Calibri" w:cs="Calibri" w:eastAsia="Calibri" w:hAnsi="Calibri"/>
+                <w:b w:val="false"/>
+                <w:bCs w:val="false"/>
+                <w:color w:val="000000"/>
+                <w:sz w:val="19"/>
+                <w:szCs w:val="19"/>
+              </w:rPr>
+              <w:t xml:space="preserve">Camada de fontes de previsão: configuração por fonte (padrões de nome, variáveis, frequência dos acúmulos 1h/12h/1d, unidades, alcance), agregação para o passo diário e montagem da série de 120 dias misturando IMERG observado e precipitação prevista.</w:t>
+            </w:r>
+          </w:p>
+        </w:tc>
+      </w:tr>
+      <w:tr>
+        <w:tc>
+          <w:tcPr>
+            <w:tcW w:type="dxa" w:w="2708"/>
+            <w:tcBorders>
+              <w:top w:val="single" w:color="BFBFBF" w:sz="4"/>
+              <w:left w:val="single" w:color="BFBFBF" w:sz="4"/>
+              <w:bottom w:val="single" w:color="BFBFBF" w:sz="4"/>
+              <w:right w:val="single" w:color="BFBFBF" w:sz="4"/>
+            </w:tcBorders>
+            <w:tcMar>
+              <w:top w:type="dxa" w:w="60"/>
+              <w:left w:type="dxa" w:w="100"/>
+              <w:bottom w:type="dxa" w:w="60"/>
+              <w:right w:type="dxa" w:w="100"/>
+            </w:tcMar>
+          </w:tcPr>
+          <w:p>
+            <w:pPr>
+              <w:spacing w:after="0"/>
+            </w:pPr>
+            <w:r>
+              <w:rPr>
+                <w:rFonts w:ascii="Calibri" w:cs="Calibri" w:eastAsia="Calibri" w:hAnsi="Calibri"/>
+                <w:b w:val="false"/>
+                <w:bCs w:val="false"/>
+                <w:color w:val="000000"/>
+                <w:sz w:val="19"/>
+                <w:szCs w:val="19"/>
+              </w:rPr>
               <w:t xml:space="preserve">teste_rf.py</w:t>
             </w:r>
           </w:p>
@@ -1418,6 +1554,142 @@
                 <w:szCs w:val="19"/>
               </w:rPr>
               <w:t xml:space="preserve">Teste de validação com dados sintéticos e comparação com implementação de referência fiel ao NCL.</w:t>
+            </w:r>
+          </w:p>
+        </w:tc>
+      </w:tr>
+      <w:tr>
+        <w:tc>
+          <w:tcPr>
+            <w:tcW w:type="dxa" w:w="2708"/>
+            <w:tcBorders>
+              <w:top w:val="single" w:color="BFBFBF" w:sz="4"/>
+              <w:left w:val="single" w:color="BFBFBF" w:sz="4"/>
+              <w:bottom w:val="single" w:color="BFBFBF" w:sz="4"/>
+              <w:right w:val="single" w:color="BFBFBF" w:sz="4"/>
+            </w:tcBorders>
+            <w:tcMar>
+              <w:top w:type="dxa" w:w="60"/>
+              <w:left w:type="dxa" w:w="100"/>
+              <w:bottom w:type="dxa" w:w="60"/>
+              <w:right w:type="dxa" w:w="100"/>
+            </w:tcMar>
+          </w:tcPr>
+          <w:p>
+            <w:pPr>
+              <w:spacing w:after="0"/>
+            </w:pPr>
+            <w:r>
+              <w:rPr>
+                <w:rFonts w:ascii="Calibri" w:cs="Calibri" w:eastAsia="Calibri" w:hAnsi="Calibri"/>
+                <w:b w:val="false"/>
+                <w:bCs w:val="false"/>
+                <w:color w:val="000000"/>
+                <w:sz w:val="19"/>
+                <w:szCs w:val="19"/>
+              </w:rPr>
+              <w:t xml:space="preserve">teste_rf_previsto.py</w:t>
+            </w:r>
+          </w:p>
+        </w:tc>
+        <w:tc>
+          <w:tcPr>
+            <w:tcW w:type="dxa" w:w="6318"/>
+            <w:tcBorders>
+              <w:top w:val="single" w:color="BFBFBF" w:sz="4"/>
+              <w:left w:val="single" w:color="BFBFBF" w:sz="4"/>
+              <w:bottom w:val="single" w:color="BFBFBF" w:sz="4"/>
+              <w:right w:val="single" w:color="BFBFBF" w:sz="4"/>
+            </w:tcBorders>
+            <w:tcMar>
+              <w:top w:type="dxa" w:w="60"/>
+              <w:left w:type="dxa" w:w="100"/>
+              <w:bottom w:type="dxa" w:w="60"/>
+              <w:right w:type="dxa" w:w="100"/>
+            </w:tcMar>
+          </w:tcPr>
+          <w:p>
+            <w:pPr>
+              <w:spacing w:after="0"/>
+            </w:pPr>
+            <w:r>
+              <w:rPr>
+                <w:rFonts w:ascii="Calibri" w:cs="Calibri" w:eastAsia="Calibri" w:hAnsi="Calibri"/>
+                <w:b w:val="false"/>
+                <w:bCs w:val="false"/>
+                <w:color w:val="000000"/>
+                <w:sz w:val="19"/>
+                <w:szCs w:val="19"/>
+              </w:rPr>
+              <w:t xml:space="preserve">Teste de ponta a ponta do script genérico com a estrutura de diretórios da produção reproduzida em /tmp.</w:t>
+            </w:r>
+          </w:p>
+        </w:tc>
+      </w:tr>
+      <w:tr>
+        <w:tc>
+          <w:tcPr>
+            <w:tcW w:type="dxa" w:w="2708"/>
+            <w:tcBorders>
+              <w:top w:val="single" w:color="BFBFBF" w:sz="4"/>
+              <w:left w:val="single" w:color="BFBFBF" w:sz="4"/>
+              <w:bottom w:val="single" w:color="BFBFBF" w:sz="4"/>
+              <w:right w:val="single" w:color="BFBFBF" w:sz="4"/>
+            </w:tcBorders>
+            <w:tcMar>
+              <w:top w:type="dxa" w:w="60"/>
+              <w:left w:type="dxa" w:w="100"/>
+              <w:bottom w:type="dxa" w:w="60"/>
+              <w:right w:type="dxa" w:w="100"/>
+            </w:tcMar>
+          </w:tcPr>
+          <w:p>
+            <w:pPr>
+              <w:spacing w:after="0"/>
+            </w:pPr>
+            <w:r>
+              <w:rPr>
+                <w:rFonts w:ascii="Calibri" w:cs="Calibri" w:eastAsia="Calibri" w:hAnsi="Calibri"/>
+                <w:b w:val="false"/>
+                <w:bCs w:val="false"/>
+                <w:color w:val="000000"/>
+                <w:sz w:val="19"/>
+                <w:szCs w:val="19"/>
+              </w:rPr>
+              <w:t xml:space="preserve">teste_rf_multifonte.py</w:t>
+            </w:r>
+          </w:p>
+        </w:tc>
+        <w:tc>
+          <w:tcPr>
+            <w:tcW w:type="dxa" w:w="6318"/>
+            <w:tcBorders>
+              <w:top w:val="single" w:color="BFBFBF" w:sz="4"/>
+              <w:left w:val="single" w:color="BFBFBF" w:sz="4"/>
+              <w:bottom w:val="single" w:color="BFBFBF" w:sz="4"/>
+              <w:right w:val="single" w:color="BFBFBF" w:sz="4"/>
+            </w:tcBorders>
+            <w:tcMar>
+              <w:top w:type="dxa" w:w="60"/>
+              <w:left w:type="dxa" w:w="100"/>
+              <w:bottom w:type="dxa" w:w="60"/>
+              <w:right w:type="dxa" w:w="100"/>
+            </w:tcMar>
+          </w:tcPr>
+          <w:p>
+            <w:pPr>
+              <w:spacing w:after="0"/>
+            </w:pPr>
+            <w:r>
+              <w:rPr>
+                <w:rFonts w:ascii="Calibri" w:cs="Calibri" w:eastAsia="Calibri" w:hAnsi="Calibri"/>
+                <w:b w:val="false"/>
+                <w:bCs w:val="false"/>
+                <w:color w:val="000000"/>
+                <w:sz w:val="19"/>
+                <w:szCs w:val="19"/>
+              </w:rPr>
+              <w:t xml:space="preserve">Teste do modo multifonte: Eta a 13 meses, BESM com acúmulos de 12 h, fonte via JSON com frequência de 1 h e equivalência numérica com o núcleo.</w:t>
             </w:r>
           </w:p>
         </w:tc>
@@ -4091,6 +4363,68 @@
           <w:szCs w:val="22"/>
         </w:rPr>
         <w:t xml:space="preserve">--data-final YYYYMMDD (reprocessamento de datas passadas), --jobs N e --sem-envio (executa sem publicar nos servidores).</w:t>
+      </w:r>
+    </w:p>
+    <w:p>
+      <w:pPr>
+        <w:pStyle w:val="ListParagraph"/>
+        <w:numPr>
+          <w:ilvl w:val="0"/>
+          <w:numId w:val="3"/>
+        </w:numPr>
+        <w:spacing w:after="100" w:line="276"/>
+        <w:jc w:val="both"/>
+      </w:pPr>
+      <w:r>
+        <w:rPr>
+          <w:rFonts w:ascii="Calibri" w:cs="Calibri" w:eastAsia="Calibri" w:hAnsi="Calibri"/>
+          <w:b/>
+          <w:bCs/>
+          <w:sz w:val="22"/>
+          <w:szCs w:val="22"/>
+        </w:rPr>
+        <w:t xml:space="preserve">Script genérico de horizontes — </w:t>
+      </w:r>
+      <w:r>
+        <w:rPr>
+          <w:rFonts w:ascii="Calibri" w:cs="Calibri" w:eastAsia="Calibri" w:hAnsi="Calibri"/>
+          <w:b w:val="false"/>
+          <w:bCs w:val="false"/>
+          <w:sz w:val="22"/>
+          <w:szCs w:val="22"/>
+        </w:rPr>
+        <w:t xml:space="preserve">o rf_previsto.py (inexistente na versão NCL) permite gerar o RF para qualquer conjunto de horizontes, via --horizontes 18h,2d18h,7d18h,6m ou --de 1m --ate 13m --passo 1m, com --rb-max, --produto, --base, --fallback-gfs, --sem-tif e --fogograma.</w:t>
+      </w:r>
+    </w:p>
+    <w:p>
+      <w:pPr>
+        <w:pStyle w:val="ListParagraph"/>
+        <w:numPr>
+          <w:ilvl w:val="0"/>
+          <w:numId w:val="3"/>
+        </w:numPr>
+        <w:spacing w:after="100" w:line="276"/>
+        <w:jc w:val="both"/>
+      </w:pPr>
+      <w:r>
+        <w:rPr>
+          <w:rFonts w:ascii="Calibri" w:cs="Calibri" w:eastAsia="Calibri" w:hAnsi="Calibri"/>
+          <w:b/>
+          <w:bCs/>
+          <w:sz w:val="22"/>
+          <w:szCs w:val="22"/>
+        </w:rPr>
+        <w:t xml:space="preserve">Múltiplas fontes de previsão — </w:t>
+      </w:r>
+      <w:r>
+        <w:rPr>
+          <w:rFonts w:ascii="Calibri" w:cs="Calibri" w:eastAsia="Calibri" w:hAnsi="Calibri"/>
+          <w:b w:val="false"/>
+          <w:bCs w:val="false"/>
+          <w:sz w:val="22"/>
+          <w:szCs w:val="22"/>
+        </w:rPr>
+        <w:t xml:space="preserve">com --fonte gfs|eta|besm (e --config-fontes para ajustar padrões de nome, variáveis e frequências via JSON), a série diária de 120 tempos passa a combinar IMERG observado com precipitação prevista da fonte, agregando acúmulos de 1h/12h/1 dia para o passo diário e regradeando para a grade do IMERG. Isso estende o alcance do RF de ~16 dias (GFS) para até 13 meses (Eta e BESM).</w:t>
       </w:r>
     </w:p>
     <w:p>
